--- a/2 Основы геоинформационных систем (Гордеев Андрей Борисович)/Отчеты/Соколов Д.А - Отчет 5.docx
+++ b/2 Основы геоинформационных систем (Гордеев Андрей Борисович)/Отчеты/Соколов Д.А - Отчет 5.docx
@@ -1668,22 +1668,90 @@
     <w:p>
       <w:pPr>
         <w:spacing w:line="360" w:lineRule="auto"/>
-        <w:ind w:firstLine="425"/>
-        <w:jc w:val="both"/>
-        <w:rPr>
-          <w:rFonts w:eastAsiaTheme="majorEastAsia"/>
-          <w:sz w:val="28"/>
-          <w:szCs w:val="28"/>
-        </w:rPr>
-      </w:pPr>
-      <w:r>
-        <w:rPr>
-          <w:rFonts w:eastAsiaTheme="majorEastAsia"/>
-          <w:sz w:val="28"/>
-          <w:szCs w:val="28"/>
-        </w:rPr>
-        <w:t xml:space="preserve">Далее были настроены подписи объектов. Для этого были открыты свойства слоя, после чего в разделе Подписи была указана колонка, из которой программа должна извлекать значения для отображения на карте. В качестве источника подписей было выбрано поле [указать название поля, например: номер_участка / cadastral_num / number]. После этого были настроены параметры отображения подписей: шрифт, размер, положение и правила размещения относительно объектов. В методичке указано, что правила </w:t>
-      </w:r>
+        <w:jc w:val="both"/>
+        <w:rPr>
+          <w:rFonts w:eastAsiaTheme="majorEastAsia"/>
+          <w:sz w:val="28"/>
+          <w:szCs w:val="28"/>
+        </w:rPr>
+      </w:pPr>
+    </w:p>
+    <w:p>
+      <w:pPr>
+        <w:spacing w:line="360" w:lineRule="auto"/>
+        <w:jc w:val="both"/>
+        <w:rPr>
+          <w:rFonts w:eastAsiaTheme="majorEastAsia"/>
+          <w:sz w:val="28"/>
+          <w:szCs w:val="28"/>
+        </w:rPr>
+      </w:pPr>
+    </w:p>
+    <w:p>
+      <w:pPr>
+        <w:spacing w:line="360" w:lineRule="auto"/>
+        <w:jc w:val="both"/>
+        <w:rPr>
+          <w:rFonts w:eastAsiaTheme="majorEastAsia"/>
+          <w:sz w:val="28"/>
+          <w:szCs w:val="28"/>
+        </w:rPr>
+      </w:pPr>
+    </w:p>
+    <w:p>
+      <w:pPr>
+        <w:spacing w:line="360" w:lineRule="auto"/>
+        <w:jc w:val="both"/>
+        <w:rPr>
+          <w:rFonts w:eastAsiaTheme="majorEastAsia"/>
+          <w:sz w:val="28"/>
+          <w:szCs w:val="28"/>
+        </w:rPr>
+      </w:pPr>
+    </w:p>
+    <w:p>
+      <w:pPr>
+        <w:spacing w:line="360" w:lineRule="auto"/>
+        <w:jc w:val="both"/>
+        <w:rPr>
+          <w:rFonts w:eastAsiaTheme="majorEastAsia"/>
+          <w:sz w:val="28"/>
+          <w:szCs w:val="28"/>
+        </w:rPr>
+      </w:pPr>
+    </w:p>
+    <w:p>
+      <w:pPr>
+        <w:spacing w:line="360" w:lineRule="auto"/>
+        <w:jc w:val="both"/>
+        <w:rPr>
+          <w:rFonts w:eastAsiaTheme="majorEastAsia"/>
+          <w:sz w:val="28"/>
+          <w:szCs w:val="28"/>
+        </w:rPr>
+      </w:pPr>
+    </w:p>
+    <w:p>
+      <w:pPr>
+        <w:spacing w:line="360" w:lineRule="auto"/>
+        <w:jc w:val="both"/>
+        <w:rPr>
+          <w:rFonts w:eastAsiaTheme="majorEastAsia"/>
+          <w:sz w:val="28"/>
+          <w:szCs w:val="28"/>
+        </w:rPr>
+      </w:pPr>
+    </w:p>
+    <w:p>
+      <w:pPr>
+        <w:spacing w:line="360" w:lineRule="auto"/>
+        <w:jc w:val="both"/>
+        <w:rPr>
+          <w:rFonts w:eastAsiaTheme="majorEastAsia"/>
+          <w:sz w:val="28"/>
+          <w:szCs w:val="28"/>
+        </w:rPr>
+      </w:pPr>
       <w:r>
         <w:rPr>
           <w:rFonts w:eastAsiaTheme="majorEastAsia"/>
@@ -1691,8 +1759,271 @@
           <w:szCs w:val="28"/>
         </w:rPr>
         <w:lastRenderedPageBreak/>
-        <w:t>подписывания и форматирование задаются именно во вкладке Подписи, а размещение подписей настраивается отдельно для точек, линий и полигонов.</w:t>
-      </w:r>
+        <w:drawing>
+          <wp:inline distT="0" distB="0" distL="0" distR="0" wp14:anchorId="5C64B34B" wp14:editId="344B9671">
+            <wp:extent cx="5940425" cy="3192780"/>
+            <wp:effectExtent l="0" t="0" r="3175" b="7620"/>
+            <wp:docPr id="1" name="Рисунок 1"/>
+            <wp:cNvGraphicFramePr>
+              <a:graphicFrameLocks xmlns:a="http://schemas.openxmlformats.org/drawingml/2006/main" noChangeAspect="1"/>
+            </wp:cNvGraphicFramePr>
+            <a:graphic xmlns:a="http://schemas.openxmlformats.org/drawingml/2006/main">
+              <a:graphicData uri="http://schemas.openxmlformats.org/drawingml/2006/picture">
+                <pic:pic xmlns:pic="http://schemas.openxmlformats.org/drawingml/2006/picture">
+                  <pic:nvPicPr>
+                    <pic:cNvPr id="1" name=""/>
+                    <pic:cNvPicPr/>
+                  </pic:nvPicPr>
+                  <pic:blipFill>
+                    <a:blip r:embed="rId6"/>
+                    <a:stretch>
+                      <a:fillRect/>
+                    </a:stretch>
+                  </pic:blipFill>
+                  <pic:spPr>
+                    <a:xfrm>
+                      <a:off x="0" y="0"/>
+                      <a:ext cx="5940425" cy="3192780"/>
+                    </a:xfrm>
+                    <a:prstGeom prst="rect">
+                      <a:avLst/>
+                    </a:prstGeom>
+                  </pic:spPr>
+                </pic:pic>
+              </a:graphicData>
+            </a:graphic>
+          </wp:inline>
+        </w:drawing>
+      </w:r>
+    </w:p>
+    <w:p>
+      <w:pPr>
+        <w:spacing w:line="360" w:lineRule="auto"/>
+        <w:ind w:firstLine="425"/>
+        <w:jc w:val="both"/>
+        <w:rPr>
+          <w:rFonts w:eastAsiaTheme="majorEastAsia"/>
+          <w:sz w:val="28"/>
+          <w:szCs w:val="28"/>
+        </w:rPr>
+      </w:pPr>
+      <w:r>
+        <w:rPr>
+          <w:rFonts w:eastAsiaTheme="majorEastAsia"/>
+          <w:sz w:val="28"/>
+          <w:szCs w:val="28"/>
+        </w:rPr>
+        <w:t>Далее были настроены подписи объектов. Для этого были открыты свойства слоя, после чего в разделе Подписи была указана колонка, из которой программа должна извлекать значения для отображения на карте. После этого были настроены параметры отображения подписей: шрифт, размер, положение и правила размещения относительно объектов. В методичке указано, что правила подписывания и форматирование задаются именно во вкладке Подписи, а размещение подписей настраивается отдельно для точек, линий и полигонов.</w:t>
+      </w:r>
+    </w:p>
+    <w:p>
+      <w:pPr>
+        <w:spacing w:line="360" w:lineRule="auto"/>
+        <w:ind w:firstLine="425"/>
+        <w:jc w:val="both"/>
+        <w:rPr>
+          <w:rFonts w:eastAsiaTheme="majorEastAsia"/>
+          <w:sz w:val="28"/>
+          <w:szCs w:val="28"/>
+        </w:rPr>
+      </w:pPr>
+    </w:p>
+    <w:p>
+      <w:pPr>
+        <w:spacing w:line="360" w:lineRule="auto"/>
+        <w:ind w:firstLine="425"/>
+        <w:jc w:val="both"/>
+        <w:rPr>
+          <w:rFonts w:eastAsiaTheme="majorEastAsia"/>
+          <w:sz w:val="28"/>
+          <w:szCs w:val="28"/>
+        </w:rPr>
+      </w:pPr>
+    </w:p>
+    <w:p>
+      <w:pPr>
+        <w:spacing w:line="360" w:lineRule="auto"/>
+        <w:ind w:firstLine="425"/>
+        <w:jc w:val="both"/>
+        <w:rPr>
+          <w:rFonts w:eastAsiaTheme="majorEastAsia"/>
+          <w:sz w:val="28"/>
+          <w:szCs w:val="28"/>
+        </w:rPr>
+      </w:pPr>
+    </w:p>
+    <w:p>
+      <w:pPr>
+        <w:spacing w:line="360" w:lineRule="auto"/>
+        <w:ind w:firstLine="425"/>
+        <w:jc w:val="both"/>
+        <w:rPr>
+          <w:rFonts w:eastAsiaTheme="majorEastAsia"/>
+          <w:sz w:val="28"/>
+          <w:szCs w:val="28"/>
+        </w:rPr>
+      </w:pPr>
+    </w:p>
+    <w:p>
+      <w:pPr>
+        <w:spacing w:line="360" w:lineRule="auto"/>
+        <w:ind w:firstLine="425"/>
+        <w:jc w:val="both"/>
+        <w:rPr>
+          <w:rFonts w:eastAsiaTheme="majorEastAsia"/>
+          <w:sz w:val="28"/>
+          <w:szCs w:val="28"/>
+        </w:rPr>
+      </w:pPr>
+    </w:p>
+    <w:p>
+      <w:pPr>
+        <w:spacing w:line="360" w:lineRule="auto"/>
+        <w:ind w:firstLine="425"/>
+        <w:jc w:val="both"/>
+        <w:rPr>
+          <w:rFonts w:eastAsiaTheme="majorEastAsia"/>
+          <w:sz w:val="28"/>
+          <w:szCs w:val="28"/>
+        </w:rPr>
+      </w:pPr>
+    </w:p>
+    <w:p>
+      <w:pPr>
+        <w:spacing w:line="360" w:lineRule="auto"/>
+        <w:ind w:firstLine="425"/>
+        <w:jc w:val="both"/>
+        <w:rPr>
+          <w:rFonts w:eastAsiaTheme="majorEastAsia"/>
+          <w:sz w:val="28"/>
+          <w:szCs w:val="28"/>
+        </w:rPr>
+      </w:pPr>
+    </w:p>
+    <w:p>
+      <w:pPr>
+        <w:spacing w:line="360" w:lineRule="auto"/>
+        <w:ind w:firstLine="425"/>
+        <w:jc w:val="both"/>
+        <w:rPr>
+          <w:rFonts w:eastAsiaTheme="majorEastAsia"/>
+          <w:sz w:val="28"/>
+          <w:szCs w:val="28"/>
+        </w:rPr>
+      </w:pPr>
+    </w:p>
+    <w:p>
+      <w:pPr>
+        <w:spacing w:line="360" w:lineRule="auto"/>
+        <w:ind w:firstLine="425"/>
+        <w:jc w:val="both"/>
+        <w:rPr>
+          <w:rFonts w:eastAsiaTheme="majorEastAsia"/>
+          <w:sz w:val="28"/>
+          <w:szCs w:val="28"/>
+        </w:rPr>
+      </w:pPr>
+    </w:p>
+    <w:p>
+      <w:pPr>
+        <w:spacing w:line="360" w:lineRule="auto"/>
+        <w:ind w:firstLine="425"/>
+        <w:jc w:val="both"/>
+        <w:rPr>
+          <w:rFonts w:eastAsiaTheme="majorEastAsia"/>
+          <w:sz w:val="28"/>
+          <w:szCs w:val="28"/>
+        </w:rPr>
+      </w:pPr>
+    </w:p>
+    <w:p>
+      <w:pPr>
+        <w:spacing w:line="360" w:lineRule="auto"/>
+        <w:ind w:firstLine="425"/>
+        <w:jc w:val="both"/>
+        <w:rPr>
+          <w:rFonts w:eastAsiaTheme="majorEastAsia"/>
+          <w:sz w:val="28"/>
+          <w:szCs w:val="28"/>
+        </w:rPr>
+      </w:pPr>
+    </w:p>
+    <w:p>
+      <w:pPr>
+        <w:spacing w:line="360" w:lineRule="auto"/>
+        <w:ind w:firstLine="425"/>
+        <w:jc w:val="both"/>
+        <w:rPr>
+          <w:rFonts w:eastAsiaTheme="majorEastAsia"/>
+          <w:sz w:val="28"/>
+          <w:szCs w:val="28"/>
+        </w:rPr>
+      </w:pPr>
+    </w:p>
+    <w:p>
+      <w:pPr>
+        <w:spacing w:line="360" w:lineRule="auto"/>
+        <w:jc w:val="both"/>
+        <w:rPr>
+          <w:rFonts w:eastAsiaTheme="majorEastAsia"/>
+          <w:sz w:val="28"/>
+          <w:szCs w:val="28"/>
+        </w:rPr>
+      </w:pPr>
+      <w:r>
+        <w:rPr>
+          <w:rFonts w:eastAsiaTheme="majorEastAsia"/>
+          <w:sz w:val="28"/>
+          <w:szCs w:val="28"/>
+        </w:rPr>
+        <w:drawing>
+          <wp:inline distT="0" distB="0" distL="0" distR="0" wp14:anchorId="3F25F557" wp14:editId="2314DE33">
+            <wp:extent cx="5940425" cy="4081780"/>
+            <wp:effectExtent l="0" t="0" r="3175" b="0"/>
+            <wp:docPr id="6" name="Рисунок 6"/>
+            <wp:cNvGraphicFramePr>
+              <a:graphicFrameLocks xmlns:a="http://schemas.openxmlformats.org/drawingml/2006/main" noChangeAspect="1"/>
+            </wp:cNvGraphicFramePr>
+            <a:graphic xmlns:a="http://schemas.openxmlformats.org/drawingml/2006/main">
+              <a:graphicData uri="http://schemas.openxmlformats.org/drawingml/2006/picture">
+                <pic:pic xmlns:pic="http://schemas.openxmlformats.org/drawingml/2006/picture">
+                  <pic:nvPicPr>
+                    <pic:cNvPr id="1" name=""/>
+                    <pic:cNvPicPr/>
+                  </pic:nvPicPr>
+                  <pic:blipFill>
+                    <a:blip r:embed="rId7"/>
+                    <a:stretch>
+                      <a:fillRect/>
+                    </a:stretch>
+                  </pic:blipFill>
+                  <pic:spPr>
+                    <a:xfrm>
+                      <a:off x="0" y="0"/>
+                      <a:ext cx="5940425" cy="4081780"/>
+                    </a:xfrm>
+                    <a:prstGeom prst="rect">
+                      <a:avLst/>
+                    </a:prstGeom>
+                  </pic:spPr>
+                </pic:pic>
+              </a:graphicData>
+            </a:graphic>
+          </wp:inline>
+        </w:drawing>
+      </w:r>
+    </w:p>
+    <w:p>
+      <w:pPr>
+        <w:spacing w:line="360" w:lineRule="auto"/>
+        <w:ind w:firstLine="425"/>
+        <w:jc w:val="both"/>
+        <w:rPr>
+          <w:rFonts w:eastAsiaTheme="majorEastAsia"/>
+          <w:sz w:val="28"/>
+          <w:szCs w:val="28"/>
+        </w:rPr>
+      </w:pPr>
     </w:p>
     <w:p>
       <w:pPr>
@@ -1717,6 +2048,163 @@
     <w:p>
       <w:pPr>
         <w:spacing w:line="360" w:lineRule="auto"/>
+        <w:ind w:left="425"/>
+        <w:jc w:val="both"/>
+        <w:rPr>
+          <w:rFonts w:eastAsiaTheme="majorEastAsia"/>
+          <w:sz w:val="28"/>
+          <w:szCs w:val="28"/>
+        </w:rPr>
+      </w:pPr>
+      <w:r>
+        <w:rPr>
+          <w:rFonts w:eastAsiaTheme="majorEastAsia"/>
+          <w:sz w:val="28"/>
+          <w:szCs w:val="28"/>
+        </w:rPr>
+        <w:t xml:space="preserve"> </w:t>
+      </w:r>
+    </w:p>
+    <w:p>
+      <w:pPr>
+        <w:spacing w:line="360" w:lineRule="auto"/>
+        <w:ind w:left="425"/>
+        <w:jc w:val="both"/>
+        <w:rPr>
+          <w:rFonts w:eastAsiaTheme="majorEastAsia"/>
+          <w:sz w:val="28"/>
+          <w:szCs w:val="28"/>
+        </w:rPr>
+      </w:pPr>
+    </w:p>
+    <w:p>
+      <w:pPr>
+        <w:spacing w:line="360" w:lineRule="auto"/>
+        <w:ind w:left="425"/>
+        <w:jc w:val="both"/>
+        <w:rPr>
+          <w:rFonts w:eastAsiaTheme="majorEastAsia"/>
+          <w:sz w:val="28"/>
+          <w:szCs w:val="28"/>
+        </w:rPr>
+      </w:pPr>
+    </w:p>
+    <w:p>
+      <w:pPr>
+        <w:spacing w:line="360" w:lineRule="auto"/>
+        <w:ind w:left="425"/>
+        <w:jc w:val="both"/>
+        <w:rPr>
+          <w:rFonts w:eastAsiaTheme="majorEastAsia"/>
+          <w:sz w:val="28"/>
+          <w:szCs w:val="28"/>
+        </w:rPr>
+      </w:pPr>
+    </w:p>
+    <w:p>
+      <w:pPr>
+        <w:spacing w:line="360" w:lineRule="auto"/>
+        <w:ind w:left="425"/>
+        <w:jc w:val="both"/>
+        <w:rPr>
+          <w:rFonts w:eastAsiaTheme="majorEastAsia"/>
+          <w:sz w:val="28"/>
+          <w:szCs w:val="28"/>
+        </w:rPr>
+      </w:pPr>
+    </w:p>
+    <w:p>
+      <w:pPr>
+        <w:spacing w:line="360" w:lineRule="auto"/>
+        <w:ind w:left="425"/>
+        <w:jc w:val="both"/>
+        <w:rPr>
+          <w:rFonts w:eastAsiaTheme="majorEastAsia"/>
+          <w:sz w:val="28"/>
+          <w:szCs w:val="28"/>
+        </w:rPr>
+      </w:pPr>
+    </w:p>
+    <w:p>
+      <w:pPr>
+        <w:spacing w:line="360" w:lineRule="auto"/>
+        <w:ind w:left="425"/>
+        <w:jc w:val="both"/>
+        <w:rPr>
+          <w:rFonts w:eastAsiaTheme="majorEastAsia"/>
+          <w:sz w:val="28"/>
+          <w:szCs w:val="28"/>
+        </w:rPr>
+      </w:pPr>
+    </w:p>
+    <w:p>
+      <w:pPr>
+        <w:spacing w:line="360" w:lineRule="auto"/>
+        <w:ind w:left="425"/>
+        <w:jc w:val="both"/>
+        <w:rPr>
+          <w:rFonts w:eastAsiaTheme="majorEastAsia"/>
+          <w:sz w:val="28"/>
+          <w:szCs w:val="28"/>
+        </w:rPr>
+      </w:pPr>
+    </w:p>
+    <w:p>
+      <w:pPr>
+        <w:spacing w:line="360" w:lineRule="auto"/>
+        <w:jc w:val="both"/>
+        <w:rPr>
+          <w:rFonts w:eastAsiaTheme="majorEastAsia"/>
+          <w:sz w:val="28"/>
+          <w:szCs w:val="28"/>
+        </w:rPr>
+      </w:pPr>
+      <w:r>
+        <w:rPr>
+          <w:rFonts w:eastAsiaTheme="majorEastAsia"/>
+          <w:sz w:val="28"/>
+          <w:szCs w:val="28"/>
+        </w:rPr>
+        <w:drawing>
+          <wp:inline distT="0" distB="0" distL="0" distR="0" wp14:anchorId="45815283" wp14:editId="499FE171">
+            <wp:extent cx="5940425" cy="4056380"/>
+            <wp:effectExtent l="0" t="0" r="3175" b="1270"/>
+            <wp:docPr id="9" name="Рисунок 9"/>
+            <wp:cNvGraphicFramePr>
+              <a:graphicFrameLocks xmlns:a="http://schemas.openxmlformats.org/drawingml/2006/main" noChangeAspect="1"/>
+            </wp:cNvGraphicFramePr>
+            <a:graphic xmlns:a="http://schemas.openxmlformats.org/drawingml/2006/main">
+              <a:graphicData uri="http://schemas.openxmlformats.org/drawingml/2006/picture">
+                <pic:pic xmlns:pic="http://schemas.openxmlformats.org/drawingml/2006/picture">
+                  <pic:nvPicPr>
+                    <pic:cNvPr id="1" name=""/>
+                    <pic:cNvPicPr/>
+                  </pic:nvPicPr>
+                  <pic:blipFill>
+                    <a:blip r:embed="rId8"/>
+                    <a:stretch>
+                      <a:fillRect/>
+                    </a:stretch>
+                  </pic:blipFill>
+                  <pic:spPr>
+                    <a:xfrm>
+                      <a:off x="0" y="0"/>
+                      <a:ext cx="5940425" cy="4056380"/>
+                    </a:xfrm>
+                    <a:prstGeom prst="rect">
+                      <a:avLst/>
+                    </a:prstGeom>
+                  </pic:spPr>
+                </pic:pic>
+              </a:graphicData>
+            </a:graphic>
+          </wp:inline>
+        </w:drawing>
+      </w:r>
+    </w:p>
+    <w:p>
+      <w:pPr>
+        <w:spacing w:line="360" w:lineRule="auto"/>
         <w:ind w:firstLine="425"/>
         <w:jc w:val="both"/>
         <w:rPr>
@@ -1752,6 +2240,60 @@
           <w:szCs w:val="28"/>
         </w:rPr>
         <w:t>На заключительном этапе рабочий набор был сохранен, а готовый отчет экспортирован в формат PDF. Полученный документ содержит карту участка с подписями кадастровых объектов и может использоваться как итоговый материал по практической работе.</w:t>
+      </w:r>
+    </w:p>
+    <w:p>
+      <w:pPr>
+        <w:spacing w:line="360" w:lineRule="auto"/>
+        <w:jc w:val="both"/>
+        <w:rPr>
+          <w:rFonts w:eastAsiaTheme="majorEastAsia"/>
+          <w:sz w:val="28"/>
+          <w:szCs w:val="28"/>
+        </w:rPr>
+      </w:pPr>
+      <w:r>
+        <w:rPr>
+          <w:rFonts w:eastAsiaTheme="majorEastAsia"/>
+          <w:sz w:val="28"/>
+          <w:szCs w:val="28"/>
+        </w:rPr>
+        <w:lastRenderedPageBreak/>
+        <w:drawing>
+          <wp:inline distT="0" distB="0" distL="0" distR="0" wp14:anchorId="75E72028" wp14:editId="34877541">
+            <wp:extent cx="5940425" cy="4180840"/>
+            <wp:effectExtent l="0" t="0" r="3175" b="0"/>
+            <wp:docPr id="10" name="Рисунок 10"/>
+            <wp:cNvGraphicFramePr>
+              <a:graphicFrameLocks xmlns:a="http://schemas.openxmlformats.org/drawingml/2006/main" noChangeAspect="1"/>
+            </wp:cNvGraphicFramePr>
+            <a:graphic xmlns:a="http://schemas.openxmlformats.org/drawingml/2006/main">
+              <a:graphicData uri="http://schemas.openxmlformats.org/drawingml/2006/picture">
+                <pic:pic xmlns:pic="http://schemas.openxmlformats.org/drawingml/2006/picture">
+                  <pic:nvPicPr>
+                    <pic:cNvPr id="1" name=""/>
+                    <pic:cNvPicPr/>
+                  </pic:nvPicPr>
+                  <pic:blipFill>
+                    <a:blip r:embed="rId9"/>
+                    <a:stretch>
+                      <a:fillRect/>
+                    </a:stretch>
+                  </pic:blipFill>
+                  <pic:spPr>
+                    <a:xfrm>
+                      <a:off x="0" y="0"/>
+                      <a:ext cx="5940425" cy="4180840"/>
+                    </a:xfrm>
+                    <a:prstGeom prst="rect">
+                      <a:avLst/>
+                    </a:prstGeom>
+                  </pic:spPr>
+                </pic:pic>
+              </a:graphicData>
+            </a:graphic>
+          </wp:inline>
+        </w:drawing>
       </w:r>
     </w:p>
     <w:p>
@@ -1855,58 +2397,56 @@
           <w:sz w:val="28"/>
           <w:szCs w:val="28"/>
         </w:rPr>
+        <w:t>Ответы на вопросы</w:t>
+      </w:r>
+    </w:p>
+    <w:p>
+      <w:pPr>
+        <w:spacing w:line="360" w:lineRule="auto"/>
+        <w:ind w:firstLine="425"/>
+        <w:jc w:val="both"/>
+        <w:rPr>
+          <w:rFonts w:eastAsiaTheme="majorEastAsia"/>
+          <w:sz w:val="28"/>
+          <w:szCs w:val="28"/>
+        </w:rPr>
+      </w:pPr>
+      <w:r>
+        <w:rPr>
+          <w:rFonts w:eastAsiaTheme="majorEastAsia"/>
+          <w:sz w:val="28"/>
+          <w:szCs w:val="28"/>
+        </w:rPr>
+        <w:t>1. Как изменить шрифт подписи объектов?</w:t>
+      </w:r>
+    </w:p>
+    <w:p>
+      <w:pPr>
+        <w:spacing w:line="360" w:lineRule="auto"/>
+        <w:ind w:firstLine="425"/>
+        <w:jc w:val="both"/>
+        <w:rPr>
+          <w:rFonts w:eastAsiaTheme="majorEastAsia"/>
+          <w:sz w:val="28"/>
+          <w:szCs w:val="28"/>
+        </w:rPr>
+      </w:pPr>
+      <w:r>
+        <w:rPr>
+          <w:rFonts w:eastAsiaTheme="majorEastAsia"/>
+          <w:sz w:val="28"/>
+          <w:szCs w:val="28"/>
+        </w:rPr>
+        <w:t xml:space="preserve">Шрифт подписи изменяется в настройках подписей слоя. Для этого нужно открыть свойства слоя, перейти во вкладку Подписи и задать нужные параметры форматирования текста, включая шрифт, размер и стиль </w:t>
+      </w:r>
+      <w:r>
+        <w:rPr>
+          <w:rFonts w:eastAsiaTheme="majorEastAsia"/>
+          <w:sz w:val="28"/>
+          <w:szCs w:val="28"/>
+        </w:rPr>
         <w:lastRenderedPageBreak/>
-        <w:t>О</w:t>
-      </w:r>
-      <w:r>
-        <w:rPr>
-          <w:rFonts w:eastAsiaTheme="majorEastAsia"/>
-          <w:b/>
-          <w:bCs/>
-          <w:sz w:val="28"/>
-          <w:szCs w:val="28"/>
-        </w:rPr>
-        <w:t>тветы на вопросы</w:t>
-      </w:r>
-    </w:p>
-    <w:p>
-      <w:pPr>
-        <w:spacing w:line="360" w:lineRule="auto"/>
-        <w:ind w:firstLine="425"/>
-        <w:jc w:val="both"/>
-        <w:rPr>
-          <w:rFonts w:eastAsiaTheme="majorEastAsia"/>
-          <w:sz w:val="28"/>
-          <w:szCs w:val="28"/>
-        </w:rPr>
-      </w:pPr>
-      <w:r>
-        <w:rPr>
-          <w:rFonts w:eastAsiaTheme="majorEastAsia"/>
-          <w:sz w:val="28"/>
-          <w:szCs w:val="28"/>
-        </w:rPr>
-        <w:t>1. Как изменить шрифт подписи объектов?</w:t>
-      </w:r>
-    </w:p>
-    <w:p>
-      <w:pPr>
-        <w:spacing w:line="360" w:lineRule="auto"/>
-        <w:ind w:firstLine="425"/>
-        <w:jc w:val="both"/>
-        <w:rPr>
-          <w:rFonts w:eastAsiaTheme="majorEastAsia"/>
-          <w:sz w:val="28"/>
-          <w:szCs w:val="28"/>
-        </w:rPr>
-      </w:pPr>
-      <w:r>
-        <w:rPr>
-          <w:rFonts w:eastAsiaTheme="majorEastAsia"/>
-          <w:sz w:val="28"/>
-          <w:szCs w:val="28"/>
-        </w:rPr>
-        <w:t>Шрифт подписи изменяется в настройках подписей слоя. Для этого нужно открыть свойства слоя, перейти во вкладку Подписи и задать нужные параметры форматирования текста, включая шрифт, размер и стиль отображения.</w:t>
+        <w:t>отображения.</w:t>
       </w:r>
     </w:p>
     <w:p>
@@ -2166,39 +2706,39 @@
           <w:sz w:val="28"/>
           <w:szCs w:val="28"/>
         </w:rPr>
+        <w:t>Для сохранения работы в рабочем наборе необходимо выполнить команду Файл → Сохранить рабочий набор. В рабочем наборе сохраняется информация о подключенных слоях, их оформлении, открытых окнах и компоновке проекта.</w:t>
+      </w:r>
+    </w:p>
+    <w:p>
+      <w:pPr>
+        <w:spacing w:line="360" w:lineRule="auto"/>
+        <w:ind w:firstLine="425"/>
+        <w:jc w:val="both"/>
+        <w:rPr>
+          <w:rFonts w:eastAsiaTheme="majorEastAsia"/>
+          <w:sz w:val="28"/>
+          <w:szCs w:val="28"/>
+        </w:rPr>
+      </w:pPr>
+    </w:p>
+    <w:p>
+      <w:pPr>
+        <w:spacing w:line="360" w:lineRule="auto"/>
+        <w:ind w:firstLine="425"/>
+        <w:jc w:val="both"/>
+        <w:rPr>
+          <w:rFonts w:eastAsiaTheme="majorEastAsia"/>
+          <w:sz w:val="28"/>
+          <w:szCs w:val="28"/>
+        </w:rPr>
+      </w:pPr>
+      <w:r>
+        <w:rPr>
+          <w:rFonts w:eastAsiaTheme="majorEastAsia"/>
+          <w:sz w:val="28"/>
+          <w:szCs w:val="28"/>
+        </w:rPr>
         <w:lastRenderedPageBreak/>
-        <w:t>Для сохранения работы в рабочем наборе необходимо выполнить команду Файл → Сохранить рабочий набор. В рабочем наборе сохраняется информация о подключенных слоях, их оформлении, открытых окнах и компоновке проекта.</w:t>
-      </w:r>
-    </w:p>
-    <w:p>
-      <w:pPr>
-        <w:spacing w:line="360" w:lineRule="auto"/>
-        <w:ind w:firstLine="425"/>
-        <w:jc w:val="both"/>
-        <w:rPr>
-          <w:rFonts w:eastAsiaTheme="majorEastAsia"/>
-          <w:sz w:val="28"/>
-          <w:szCs w:val="28"/>
-        </w:rPr>
-      </w:pPr>
-    </w:p>
-    <w:p>
-      <w:pPr>
-        <w:spacing w:line="360" w:lineRule="auto"/>
-        <w:ind w:firstLine="425"/>
-        <w:jc w:val="both"/>
-        <w:rPr>
-          <w:rFonts w:eastAsiaTheme="majorEastAsia"/>
-          <w:sz w:val="28"/>
-          <w:szCs w:val="28"/>
-        </w:rPr>
-      </w:pPr>
-      <w:r>
-        <w:rPr>
-          <w:rFonts w:eastAsiaTheme="majorEastAsia"/>
-          <w:sz w:val="28"/>
-          <w:szCs w:val="28"/>
-        </w:rPr>
         <w:t>7. Как составлять SQL-запросы в ГИС «Аксиома»?</w:t>
       </w:r>
     </w:p>
@@ -2427,7 +2967,59 @@
           <w:sz w:val="28"/>
           <w:szCs w:val="28"/>
         </w:rPr>
-        <w:t xml:space="preserve">Данные Косметического слоя сохраняются в рабочем наборе. Для </w:t>
+        <w:t>Данные Косметического слоя сохраняются в рабочем наборе. Для дальнейшего использования их необходимо переносить в отдельный слой или сохранять проект так, чтобы эти данные остались в составе рабочего набора.</w:t>
+      </w:r>
+    </w:p>
+    <w:p>
+      <w:pPr>
+        <w:spacing w:line="360" w:lineRule="auto"/>
+        <w:ind w:firstLine="425"/>
+        <w:jc w:val="both"/>
+        <w:rPr>
+          <w:rFonts w:eastAsiaTheme="majorEastAsia"/>
+          <w:sz w:val="28"/>
+          <w:szCs w:val="28"/>
+        </w:rPr>
+      </w:pPr>
+    </w:p>
+    <w:p>
+      <w:pPr>
+        <w:spacing w:line="360" w:lineRule="auto"/>
+        <w:ind w:firstLine="425"/>
+        <w:jc w:val="both"/>
+        <w:rPr>
+          <w:rFonts w:eastAsiaTheme="majorEastAsia"/>
+          <w:sz w:val="28"/>
+          <w:szCs w:val="28"/>
+        </w:rPr>
+      </w:pPr>
+      <w:r>
+        <w:rPr>
+          <w:rFonts w:eastAsiaTheme="majorEastAsia"/>
+          <w:sz w:val="28"/>
+          <w:szCs w:val="28"/>
+        </w:rPr>
+        <w:t>12. Как настроить отображение тематических карт в ГИС «Аксиома»?</w:t>
+      </w:r>
+    </w:p>
+    <w:p>
+      <w:pPr>
+        <w:spacing w:line="360" w:lineRule="auto"/>
+        <w:ind w:firstLine="425"/>
+        <w:jc w:val="both"/>
+        <w:rPr>
+          <w:rFonts w:eastAsiaTheme="majorEastAsia"/>
+          <w:sz w:val="28"/>
+          <w:szCs w:val="28"/>
+        </w:rPr>
+      </w:pPr>
+      <w:r>
+        <w:rPr>
+          <w:rFonts w:eastAsiaTheme="majorEastAsia"/>
+          <w:sz w:val="28"/>
+          <w:szCs w:val="28"/>
+        </w:rPr>
+        <w:t xml:space="preserve">Отображение тематических карт настраивается через параметры </w:t>
       </w:r>
       <w:r>
         <w:rPr>
@@ -2436,59 +3028,7 @@
           <w:szCs w:val="28"/>
         </w:rPr>
         <w:lastRenderedPageBreak/>
-        <w:t>дальнейшего использования их необходимо переносить в отдельный слой или сохранять проект так, чтобы эти данные остались в составе рабочего набора.</w:t>
-      </w:r>
-    </w:p>
-    <w:p>
-      <w:pPr>
-        <w:spacing w:line="360" w:lineRule="auto"/>
-        <w:ind w:firstLine="425"/>
-        <w:jc w:val="both"/>
-        <w:rPr>
-          <w:rFonts w:eastAsiaTheme="majorEastAsia"/>
-          <w:sz w:val="28"/>
-          <w:szCs w:val="28"/>
-        </w:rPr>
-      </w:pPr>
-    </w:p>
-    <w:p>
-      <w:pPr>
-        <w:spacing w:line="360" w:lineRule="auto"/>
-        <w:ind w:firstLine="425"/>
-        <w:jc w:val="both"/>
-        <w:rPr>
-          <w:rFonts w:eastAsiaTheme="majorEastAsia"/>
-          <w:sz w:val="28"/>
-          <w:szCs w:val="28"/>
-        </w:rPr>
-      </w:pPr>
-      <w:r>
-        <w:rPr>
-          <w:rFonts w:eastAsiaTheme="majorEastAsia"/>
-          <w:sz w:val="28"/>
-          <w:szCs w:val="28"/>
-        </w:rPr>
-        <w:t>12. Как настроить отображение тематических карт в ГИС «Аксиома»?</w:t>
-      </w:r>
-    </w:p>
-    <w:p>
-      <w:pPr>
-        <w:spacing w:line="360" w:lineRule="auto"/>
-        <w:ind w:firstLine="425"/>
-        <w:jc w:val="both"/>
-        <w:rPr>
-          <w:rFonts w:eastAsiaTheme="majorEastAsia"/>
-          <w:sz w:val="28"/>
-          <w:szCs w:val="28"/>
-        </w:rPr>
-      </w:pPr>
-      <w:r>
-        <w:rPr>
-          <w:rFonts w:eastAsiaTheme="majorEastAsia"/>
-          <w:sz w:val="28"/>
-          <w:szCs w:val="28"/>
-        </w:rPr>
-        <w:t>Отображение тематических карт настраивается через параметры тематического слоя: выбирается способ тематизации, поле атрибутивных данных, цветовая схема, стиль и диапазоны отображения. Тематические карты создаются как отдельные слои оформления.</w:t>
+        <w:t>тематического слоя: выбирается способ тематизации, поле атрибутивных данных, цветовая схема, стиль и диапазоны отображения. Тематические карты создаются как отдельные слои оформления.</w:t>
       </w:r>
     </w:p>
     <w:p>
@@ -2696,8 +3236,52 @@
           <w:sz w:val="28"/>
           <w:szCs w:val="28"/>
         </w:rPr>
-        <w:t xml:space="preserve">Режимы подписывания настраиваются через свойства слоя во вкладке Подписи. Там задается поле для подписи, формат текста и правила </w:t>
-      </w:r>
+        <w:t>Режимы подписывания настраиваются через свойства слоя во вкладке Подписи. Там задается поле для подписи, формат текста и правила размещения подписей относительно объектов. Дополнительно пользователь оценивает результат на карте и корректирует его вручную при необходимости.</w:t>
+      </w:r>
+    </w:p>
+    <w:p>
+      <w:pPr>
+        <w:spacing w:line="360" w:lineRule="auto"/>
+        <w:ind w:firstLine="425"/>
+        <w:jc w:val="both"/>
+        <w:rPr>
+          <w:rFonts w:eastAsiaTheme="majorEastAsia"/>
+          <w:sz w:val="28"/>
+          <w:szCs w:val="28"/>
+        </w:rPr>
+      </w:pPr>
+    </w:p>
+    <w:p>
+      <w:pPr>
+        <w:spacing w:line="360" w:lineRule="auto"/>
+        <w:ind w:firstLine="425"/>
+        <w:jc w:val="both"/>
+        <w:rPr>
+          <w:rFonts w:eastAsiaTheme="majorEastAsia"/>
+          <w:sz w:val="28"/>
+          <w:szCs w:val="28"/>
+        </w:rPr>
+      </w:pPr>
+      <w:r>
+        <w:rPr>
+          <w:rFonts w:eastAsiaTheme="majorEastAsia"/>
+          <w:sz w:val="28"/>
+          <w:szCs w:val="28"/>
+        </w:rPr>
+        <w:t>17. Как можно создавать подписи на основе выражений, в которых комбинируются поля из разных таблиц?</w:t>
+      </w:r>
+    </w:p>
+    <w:p>
+      <w:pPr>
+        <w:spacing w:line="360" w:lineRule="auto"/>
+        <w:ind w:firstLine="425"/>
+        <w:jc w:val="both"/>
+        <w:rPr>
+          <w:rFonts w:eastAsiaTheme="majorEastAsia"/>
+          <w:sz w:val="28"/>
+          <w:szCs w:val="28"/>
+        </w:rPr>
+      </w:pPr>
       <w:r>
         <w:rPr>
           <w:rFonts w:eastAsiaTheme="majorEastAsia"/>
@@ -2705,58 +3289,6 @@
           <w:szCs w:val="28"/>
         </w:rPr>
         <w:lastRenderedPageBreak/>
-        <w:t>размещения подписей относительно объектов. Дополнительно пользователь оценивает результат на карте и корректирует его вручную при необходимости.</w:t>
-      </w:r>
-    </w:p>
-    <w:p>
-      <w:pPr>
-        <w:spacing w:line="360" w:lineRule="auto"/>
-        <w:ind w:firstLine="425"/>
-        <w:jc w:val="both"/>
-        <w:rPr>
-          <w:rFonts w:eastAsiaTheme="majorEastAsia"/>
-          <w:sz w:val="28"/>
-          <w:szCs w:val="28"/>
-        </w:rPr>
-      </w:pPr>
-    </w:p>
-    <w:p>
-      <w:pPr>
-        <w:spacing w:line="360" w:lineRule="auto"/>
-        <w:ind w:firstLine="425"/>
-        <w:jc w:val="both"/>
-        <w:rPr>
-          <w:rFonts w:eastAsiaTheme="majorEastAsia"/>
-          <w:sz w:val="28"/>
-          <w:szCs w:val="28"/>
-        </w:rPr>
-      </w:pPr>
-      <w:r>
-        <w:rPr>
-          <w:rFonts w:eastAsiaTheme="majorEastAsia"/>
-          <w:sz w:val="28"/>
-          <w:szCs w:val="28"/>
-        </w:rPr>
-        <w:t>17. Как можно создавать подписи на основе выражений, в которых комбинируются поля из разных таблиц?</w:t>
-      </w:r>
-    </w:p>
-    <w:p>
-      <w:pPr>
-        <w:spacing w:line="360" w:lineRule="auto"/>
-        <w:ind w:firstLine="425"/>
-        <w:jc w:val="both"/>
-        <w:rPr>
-          <w:rFonts w:eastAsiaTheme="majorEastAsia"/>
-          <w:sz w:val="28"/>
-          <w:szCs w:val="28"/>
-        </w:rPr>
-      </w:pPr>
-      <w:r>
-        <w:rPr>
-          <w:rFonts w:eastAsiaTheme="majorEastAsia"/>
-          <w:sz w:val="28"/>
-          <w:szCs w:val="28"/>
-        </w:rPr>
         <w:t>Подписи можно формировать не только из одного поля, но и на основе выражений. Для этого используются вычисляемые значения и средства работы с атрибутивными данными, позволяющие объединять содержимое нескольких полей и создавать производные текстовые подписи.</w:t>
       </w:r>
     </w:p>
@@ -2965,16 +3497,7 @@
           <w:sz w:val="28"/>
           <w:szCs w:val="28"/>
         </w:rPr>
-        <w:t xml:space="preserve">Для создания подписей используются свойства слоя, вкладка Подписи, </w:t>
-      </w:r>
-      <w:r>
-        <w:rPr>
-          <w:rFonts w:eastAsiaTheme="majorEastAsia"/>
-          <w:sz w:val="28"/>
-          <w:szCs w:val="28"/>
-        </w:rPr>
-        <w:lastRenderedPageBreak/>
-        <w:t>панель Управление слоями, атрибутивная таблица, а также инструменты форматирования и размещения элементов в отчете.</w:t>
+        <w:t>Для создания подписей используются свойства слоя, вкладка Подписи, панель Управление слоями, атрибутивная таблица, а также инструменты форматирования и размещения элементов в отчете.</w:t>
       </w:r>
     </w:p>
     <w:sectPr>
